--- a/Informe_Proyecto_Simulador_WMS.docx
+++ b/Informe_Proyecto_Simulador_WMS.docx
@@ -1176,7 +1176,7 @@
         <w:rPr>
           <w:rFonts w:ascii="Calibri" w:hAnsi="Calibri" w:cs="Calibri"/>
         </w:rPr>
-        <w:t>Confirmar con Tesorería/Finanzas que 18.00 MXN por USD es el tipo de cambio correcto a usar para este programa — es el único supuesto de conversión de moneda en todo el modelo, y el costo total es directamente proporcional a él.</w:t>
+        <w:t xml:space="preserve">Tesorería/Finanzas confirmó que 18.00 MXN por USD es el tipo de cambio correcto a usar para este programa — es el único supuesto de conversión de moneda en todo el modelo, y el costo total es directamente proporcional a él.</w:t>
       </w:r>
     </w:p>
     <w:p>
